--- a/4. Pashto/Q7_Modern_Pashto_Poets_Sayel_Salim_Raz_Azam_2025_Master_Notes.docx
+++ b/4. Pashto/Q7_Modern_Pashto_Poets_Sayel_Salim_Raz_Azam_2025_Master_Notes.docx
@@ -32,6 +32,470 @@
         </w:rPr>
         <w:t>معاصر پښتو ادب: د رحمت شاه سائل، سلیم راز او ډاکټر محمد اعظم اعظم ژوند او فن (MASTER NOTE)</w:t>
       </w:r>
+    </w:p>
+    <w:tbl>
+      <w:tblPr>
+        <w:tblW w:type="auto" w:w="0"/>
+        <w:jc w:val="center"/>
+        <w:tblLayout w:type="fixed"/>
+        <w:tblLook w:firstColumn="1" w:firstRow="1" w:lastColumn="0" w:lastRow="0" w:noHBand="0" w:noVBand="1" w:val="04A0"/>
+      </w:tblPr>
+      <w:tblGrid>
+        <w:gridCol w:w="4968"/>
+        <w:gridCol w:w="4968"/>
+      </w:tblGrid>
+      <w:tr>
+        <w:tc>
+          <w:tcPr>
+            <w:tcW w:type="dxa" w:w="4968"/>
+            <w:tcMar>
+              <w:top w:w="80" w:type="dxa"/>
+              <w:bottom w:w="80" w:type="dxa"/>
+              <w:left w:w="100" w:type="dxa"/>
+              <w:right w:w="100" w:type="dxa"/>
+            </w:tcMar>
+            <w:shd w:val="clear" w:color="auto" w:fill="0E2B50"/>
+          </w:tcPr>
+          <w:p>
+            <w:pPr>
+              <w:jc w:val="right"/>
+              <w:bidi w:val="1"/>
+            </w:pPr>
+            <w:r>
+              <w:rPr>
+                <w:rFonts w:ascii="Bahij Nazanin" w:hAnsi="Bahij Nazanin"/>
+                <w:b/>
+                <w:color w:val="FFFFFF"/>
+                <w:sz w:val="19"/>
+              </w:rPr>
+              <w:t>خاصیت / Attribute</w:t>
+            </w:r>
+          </w:p>
+        </w:tc>
+        <w:tc>
+          <w:tcPr>
+            <w:tcW w:type="dxa" w:w="4968"/>
+            <w:tcMar>
+              <w:top w:w="80" w:type="dxa"/>
+              <w:bottom w:w="80" w:type="dxa"/>
+              <w:left w:w="100" w:type="dxa"/>
+              <w:right w:w="100" w:type="dxa"/>
+            </w:tcMar>
+            <w:shd w:val="clear" w:color="auto" w:fill="0E2B50"/>
+          </w:tcPr>
+          <w:p>
+            <w:pPr>
+              <w:jc w:val="right"/>
+              <w:bidi w:val="1"/>
+            </w:pPr>
+            <w:r>
+              <w:rPr>
+                <w:rFonts w:ascii="Bahij Nazanin" w:hAnsi="Bahij Nazanin"/>
+                <w:b/>
+                <w:color w:val="FFFFFF"/>
+                <w:sz w:val="19"/>
+              </w:rPr>
+              <w:t>تفصیلات / Details</w:t>
+            </w:r>
+          </w:p>
+        </w:tc>
+      </w:tr>
+      <w:tr>
+        <w:tc>
+          <w:tcPr>
+            <w:tcW w:type="dxa" w:w="4968"/>
+            <w:tcMar>
+              <w:top w:w="80" w:type="dxa"/>
+              <w:bottom w:w="80" w:type="dxa"/>
+              <w:left w:w="100" w:type="dxa"/>
+              <w:right w:w="100" w:type="dxa"/>
+            </w:tcMar>
+            <w:shd w:val="clear" w:color="auto" w:fill="F8FAFC"/>
+          </w:tcPr>
+          <w:p>
+            <w:pPr>
+              <w:jc w:val="right"/>
+              <w:bidi w:val="1"/>
+            </w:pPr>
+            <w:r>
+              <w:rPr>
+                <w:rFonts w:ascii="Bahij Nazanin" w:hAnsi="Bahij Nazanin"/>
+                <w:color w:val="1E293B"/>
+                <w:sz w:val="19"/>
+              </w:rPr>
+              <w:t>امتحاني پرچه / PAPER:</w:t>
+            </w:r>
+          </w:p>
+        </w:tc>
+        <w:tc>
+          <w:tcPr>
+            <w:tcW w:type="dxa" w:w="4968"/>
+            <w:tcMar>
+              <w:top w:w="80" w:type="dxa"/>
+              <w:bottom w:w="80" w:type="dxa"/>
+              <w:left w:w="100" w:type="dxa"/>
+              <w:right w:w="100" w:type="dxa"/>
+            </w:tcMar>
+            <w:shd w:val="clear" w:color="auto" w:fill="F8FAFC"/>
+          </w:tcPr>
+          <w:p>
+            <w:pPr>
+              <w:jc w:val="left"/>
+            </w:pPr>
+            <w:r>
+              <w:rPr>
+                <w:rFonts w:ascii="Calibri" w:hAnsi="Calibri"/>
+                <w:color w:val="1E293B"/>
+                <w:sz w:val="19"/>
+              </w:rPr>
+              <w:t>KPPSC PMS — Pashto (Optional) Written Examination 2025 &amp; 2022</w:t>
+            </w:r>
+          </w:p>
+        </w:tc>
+      </w:tr>
+      <w:tr>
+        <w:tc>
+          <w:tcPr>
+            <w:tcW w:type="dxa" w:w="4968"/>
+            <w:tcMar>
+              <w:top w:w="80" w:type="dxa"/>
+              <w:bottom w:w="80" w:type="dxa"/>
+              <w:left w:w="100" w:type="dxa"/>
+              <w:right w:w="100" w:type="dxa"/>
+            </w:tcMar>
+            <w:shd w:val="clear" w:color="auto" w:fill="FFFFFF"/>
+          </w:tcPr>
+          <w:p>
+            <w:pPr>
+              <w:jc w:val="right"/>
+              <w:bidi w:val="1"/>
+            </w:pPr>
+            <w:r>
+              <w:rPr>
+                <w:rFonts w:ascii="Bahij Nazanin" w:hAnsi="Bahij Nazanin"/>
+                <w:color w:val="1E293B"/>
+                <w:sz w:val="19"/>
+              </w:rPr>
+              <w:t>د سوال عنوان / MASTER QUESTION:</w:t>
+            </w:r>
+          </w:p>
+        </w:tc>
+        <w:tc>
+          <w:tcPr>
+            <w:tcW w:type="dxa" w:w="4968"/>
+            <w:tcMar>
+              <w:top w:w="80" w:type="dxa"/>
+              <w:bottom w:w="80" w:type="dxa"/>
+              <w:left w:w="100" w:type="dxa"/>
+              <w:right w:w="100" w:type="dxa"/>
+            </w:tcMar>
+            <w:shd w:val="clear" w:color="auto" w:fill="FFFFFF"/>
+          </w:tcPr>
+          <w:p>
+            <w:pPr>
+              <w:jc w:val="right"/>
+              <w:bidi w:val="1"/>
+            </w:pPr>
+            <w:r>
+              <w:rPr>
+                <w:rFonts w:ascii="Bahij Nazanin" w:hAnsi="Bahij Nazanin"/>
+                <w:color w:val="1E293B"/>
+                <w:sz w:val="19"/>
+              </w:rPr>
+              <w:t>سوال نمبر ۷: په ورکړل شویو جدیدو شاعرانو (سلیم راز، ډاکټر محمد اعظم اعظم، رحمت شاه سائل) کې د یو شاعر په ژوند او فن تحلیلي مطالعه ولیکئ۔</w:t>
+            </w:r>
+          </w:p>
+        </w:tc>
+      </w:tr>
+      <w:tr>
+        <w:tc>
+          <w:tcPr>
+            <w:tcW w:type="dxa" w:w="4968"/>
+            <w:tcMar>
+              <w:top w:w="80" w:type="dxa"/>
+              <w:bottom w:w="80" w:type="dxa"/>
+              <w:left w:w="100" w:type="dxa"/>
+              <w:right w:w="100" w:type="dxa"/>
+            </w:tcMar>
+            <w:shd w:val="clear" w:color="auto" w:fill="F8FAFC"/>
+          </w:tcPr>
+          <w:p>
+            <w:pPr>
+              <w:jc w:val="right"/>
+              <w:bidi w:val="1"/>
+            </w:pPr>
+            <w:r>
+              <w:rPr>
+                <w:rFonts w:ascii="Bahij Nazanin" w:hAnsi="Bahij Nazanin"/>
+                <w:color w:val="1E293B"/>
+                <w:sz w:val="19"/>
+              </w:rPr>
+              <w:t>امتحاني اړیکې / EXAM QUESTIONS LINKED:</w:t>
+            </w:r>
+          </w:p>
+        </w:tc>
+        <w:tc>
+          <w:tcPr>
+            <w:tcW w:type="dxa" w:w="4968"/>
+            <w:tcMar>
+              <w:top w:w="80" w:type="dxa"/>
+              <w:bottom w:w="80" w:type="dxa"/>
+              <w:left w:w="100" w:type="dxa"/>
+              <w:right w:w="100" w:type="dxa"/>
+            </w:tcMar>
+            <w:shd w:val="clear" w:color="auto" w:fill="F8FAFC"/>
+          </w:tcPr>
+          <w:p>
+            <w:pPr>
+              <w:jc w:val="right"/>
+              <w:bidi w:val="1"/>
+            </w:pPr>
+            <w:r>
+              <w:rPr>
+                <w:rFonts w:ascii="Bahij Nazanin" w:hAnsi="Bahij Nazanin"/>
+                <w:color w:val="1E293B"/>
+                <w:sz w:val="19"/>
+              </w:rPr>
+              <w:t>• 2025 Q.7: "په لاندې ورکړې شوې جديدو شاعرانو کښې د یو شاعر په ژوند او فن باندې خپله مطالعه تجزيه او ليکئ: ۱. سلیم راز، ۲. داکتر محمد اعظم اعظم، ۳. رحمت شاه سائل۔" (20 Marks)</w:t>
+              <w:br/>
+              <w:t>• 2022 Q.7: "په لاندې ورکړې شویو جدیدو شاعرانو کې د یو شاعر په ژوند او فن باندې خپله مطالعه تجزیه او ولیکئ۔" (20 Marks)</w:t>
+            </w:r>
+          </w:p>
+        </w:tc>
+      </w:tr>
+      <w:tr>
+        <w:tc>
+          <w:tcPr>
+            <w:tcW w:type="dxa" w:w="4968"/>
+            <w:tcMar>
+              <w:top w:w="80" w:type="dxa"/>
+              <w:bottom w:w="80" w:type="dxa"/>
+              <w:left w:w="100" w:type="dxa"/>
+              <w:right w:w="100" w:type="dxa"/>
+            </w:tcMar>
+            <w:shd w:val="clear" w:color="auto" w:fill="FFFFFF"/>
+          </w:tcPr>
+          <w:p>
+            <w:pPr>
+              <w:jc w:val="right"/>
+              <w:bidi w:val="1"/>
+            </w:pPr>
+            <w:r>
+              <w:rPr>
+                <w:rFonts w:ascii="Bahij Nazanin" w:hAnsi="Bahij Nazanin"/>
+                <w:color w:val="1E293B"/>
+                <w:sz w:val="19"/>
+              </w:rPr>
+              <w:t>نصاب برخه / SYLLABUS THEME:</w:t>
+            </w:r>
+          </w:p>
+        </w:tc>
+        <w:tc>
+          <w:tcPr>
+            <w:tcW w:type="dxa" w:w="4968"/>
+            <w:tcMar>
+              <w:top w:w="80" w:type="dxa"/>
+              <w:bottom w:w="80" w:type="dxa"/>
+              <w:left w:w="100" w:type="dxa"/>
+              <w:right w:w="100" w:type="dxa"/>
+            </w:tcMar>
+            <w:shd w:val="clear" w:color="auto" w:fill="FFFFFF"/>
+          </w:tcPr>
+          <w:p>
+            <w:pPr>
+              <w:jc w:val="right"/>
+              <w:bidi w:val="1"/>
+            </w:pPr>
+            <w:r>
+              <w:rPr>
+                <w:rFonts w:ascii="Bahij Nazanin" w:hAnsi="Bahij Nazanin"/>
+                <w:color w:val="1E293B"/>
+                <w:sz w:val="19"/>
+              </w:rPr>
+              <w:t>معاصر پښتو شعري مکتبونه: د مزاحمت، ترقۍ پسندۍ او ادبي تجدید پېر (Modern Pashto Poetry)</w:t>
+            </w:r>
+          </w:p>
+        </w:tc>
+      </w:tr>
+      <w:tr>
+        <w:tc>
+          <w:tcPr>
+            <w:tcW w:type="dxa" w:w="4968"/>
+            <w:tcMar>
+              <w:top w:w="80" w:type="dxa"/>
+              <w:bottom w:w="80" w:type="dxa"/>
+              <w:left w:w="100" w:type="dxa"/>
+              <w:right w:w="100" w:type="dxa"/>
+            </w:tcMar>
+            <w:shd w:val="clear" w:color="auto" w:fill="F8FAFC"/>
+          </w:tcPr>
+          <w:p>
+            <w:pPr>
+              <w:jc w:val="right"/>
+              <w:bidi w:val="1"/>
+            </w:pPr>
+            <w:r>
+              <w:rPr>
+                <w:rFonts w:ascii="Bahij Nazanin" w:hAnsi="Bahij Nazanin"/>
+                <w:color w:val="1E293B"/>
+                <w:sz w:val="19"/>
+              </w:rPr>
+              <w:t>ادبي او تنقیدي زاویه / LENS:</w:t>
+            </w:r>
+          </w:p>
+        </w:tc>
+        <w:tc>
+          <w:tcPr>
+            <w:tcW w:type="dxa" w:w="4968"/>
+            <w:tcMar>
+              <w:top w:w="80" w:type="dxa"/>
+              <w:bottom w:w="80" w:type="dxa"/>
+              <w:left w:w="100" w:type="dxa"/>
+              <w:right w:w="100" w:type="dxa"/>
+            </w:tcMar>
+            <w:shd w:val="clear" w:color="auto" w:fill="F8FAFC"/>
+          </w:tcPr>
+          <w:p>
+            <w:pPr>
+              <w:jc w:val="right"/>
+              <w:bidi w:val="1"/>
+            </w:pPr>
+            <w:r>
+              <w:rPr>
+                <w:rFonts w:ascii="Bahij Nazanin" w:hAnsi="Bahij Nazanin"/>
+                <w:color w:val="1E293B"/>
+                <w:sz w:val="19"/>
+              </w:rPr>
+              <w:t>مزاحمتي شاعري (Resistance Aesthetics)، سوسیالیستي ریالیزم (Progressive Realism)، او ملي شعور</w:t>
+            </w:r>
+          </w:p>
+        </w:tc>
+      </w:tr>
+    </w:tbl>
+    <w:p>
+      <w:pPr>
+        <w:spacing w:after="80"/>
+      </w:pPr>
+    </w:p>
+    <w:p>
+      <w:pPr>
+        <w:spacing w:before="160" w:after="40"/>
+        <w:jc w:val="right"/>
+        <w:bidi w:val="1"/>
+      </w:pPr>
+      <w:r>
+        <w:rPr>
+          <w:rFonts w:ascii="Bahij Nazanin" w:hAnsi="Bahij Nazanin"/>
+          <w:b/>
+          <w:color w:val="0E2B50"/>
+          <w:sz w:val="24"/>
+        </w:rPr>
+        <w:t>🎯 EXAM QUESTIONS LINKED (د تېرو کلونو پوښتنې په پوره متن سره)</w:t>
+      </w:r>
+    </w:p>
+    <w:tbl>
+      <w:tblPr>
+        <w:tblW w:type="auto" w:w="0"/>
+        <w:jc w:val="center"/>
+        <w:tblLook w:firstColumn="1" w:firstRow="1" w:lastColumn="0" w:lastRow="0" w:noHBand="0" w:noVBand="1" w:val="04A0"/>
+      </w:tblPr>
+      <w:tblGrid>
+        <w:gridCol w:w="9936"/>
+      </w:tblGrid>
+      <w:tr>
+        <w:tc>
+          <w:tcPr>
+            <w:tcW w:type="dxa" w:w="9792"/>
+            <w:shd w:val="clear" w:color="auto" w:fill="F0F4F8"/>
+            <w:tcMar>
+              <w:top w:w="100" w:type="dxa"/>
+              <w:bottom w:w="100" w:type="dxa"/>
+              <w:left w:w="160" w:type="dxa"/>
+              <w:right w:w="160" w:type="dxa"/>
+            </w:tcMar>
+          </w:tcPr>
+          <w:p>
+            <w:pPr>
+              <w:spacing w:before="40" w:after="40"/>
+              <w:jc w:val="right"/>
+              <w:bidi w:val="1"/>
+            </w:pPr>
+            <w:r>
+              <w:rPr>
+                <w:rFonts w:ascii="Bahij Zar" w:hAnsi="Bahij Zar"/>
+                <w:i/>
+                <w:color w:val="0F172A"/>
+                <w:sz w:val="21"/>
+              </w:rPr>
+              <w:t>• **2025 Q.7**: "په لاندې ورکړې شوې جديدو شاعرانو کښې د یو شاعر په ژوند او فن باندې خپله مطالعه تجزيه او ليکئ: ۱. سلیم راز، ۲. داکتر محمد اعظم اعظم، ۳. رحمت شاه سائل۔" (20 Marks)</w:t>
+            </w:r>
+          </w:p>
+        </w:tc>
+      </w:tr>
+    </w:tbl>
+    <w:p>
+      <w:pPr>
+        <w:spacing w:after="80"/>
+      </w:pPr>
+    </w:p>
+    <w:p>
+      <w:pPr>
+        <w:spacing w:line="276" w:lineRule="auto" w:before="20" w:after="80"/>
+        <w:jc w:val="both"/>
+      </w:pPr>
+      <w:r>
+        <w:rPr>
+          <w:rFonts w:ascii="Calibri" w:hAnsi="Calibri"/>
+          <w:color w:val="282828"/>
+          <w:sz w:val="22"/>
+        </w:rPr>
+        <w:t>&gt;</w:t>
+      </w:r>
+    </w:p>
+    <w:tbl>
+      <w:tblPr>
+        <w:tblW w:type="auto" w:w="0"/>
+        <w:jc w:val="center"/>
+        <w:tblLook w:firstColumn="1" w:firstRow="1" w:lastColumn="0" w:lastRow="0" w:noHBand="0" w:noVBand="1" w:val="04A0"/>
+      </w:tblPr>
+      <w:tblGrid>
+        <w:gridCol w:w="9936"/>
+      </w:tblGrid>
+      <w:tr>
+        <w:tc>
+          <w:tcPr>
+            <w:tcW w:type="dxa" w:w="9792"/>
+            <w:shd w:val="clear" w:color="auto" w:fill="F0F4F8"/>
+            <w:tcMar>
+              <w:top w:w="100" w:type="dxa"/>
+              <w:bottom w:w="100" w:type="dxa"/>
+              <w:left w:w="160" w:type="dxa"/>
+              <w:right w:w="160" w:type="dxa"/>
+            </w:tcMar>
+          </w:tcPr>
+          <w:p>
+            <w:pPr>
+              <w:spacing w:before="40" w:after="40"/>
+              <w:jc w:val="right"/>
+              <w:bidi w:val="1"/>
+            </w:pPr>
+            <w:r>
+              <w:rPr>
+                <w:rFonts w:ascii="Bahij Zar" w:hAnsi="Bahij Zar"/>
+                <w:i/>
+                <w:color w:val="0F172A"/>
+                <w:sz w:val="21"/>
+              </w:rPr>
+              <w:t>• **2022 Q.7**: "په لاندې ورکړې شویو جدیدو شاعرانو کې د یو شاعر په ژوند او فن باندې خپله مطالعه تجزیه او ولیکئ: ۱. سلیم راز، ۲. ډاکټر محمد اعظم اعظم، ۳. رحمت شاه سائل۔" (20 Marks)</w:t>
+            </w:r>
+          </w:p>
+        </w:tc>
+      </w:tr>
+    </w:tbl>
+    <w:p>
+      <w:pPr>
+        <w:spacing w:after="80"/>
+      </w:pPr>
     </w:p>
     <w:p>
       <w:pPr>
@@ -280,6 +744,665 @@
         </w:rPr>
         <w:t>📊 د معاصرو شاعرانو پرتلیزه جدول (Modern Pashto Stalwarts Matrix)</w:t>
       </w:r>
+    </w:p>
+    <w:tbl>
+      <w:tblPr>
+        <w:tblW w:type="auto" w:w="0"/>
+        <w:jc w:val="center"/>
+        <w:tblLayout w:type="fixed"/>
+        <w:tblLook w:firstColumn="1" w:firstRow="1" w:lastColumn="0" w:lastRow="0" w:noHBand="0" w:noVBand="1" w:val="04A0"/>
+      </w:tblPr>
+      <w:tblGrid>
+        <w:gridCol w:w="2484"/>
+        <w:gridCol w:w="2484"/>
+        <w:gridCol w:w="2484"/>
+        <w:gridCol w:w="2484"/>
+      </w:tblGrid>
+      <w:tr>
+        <w:tc>
+          <w:tcPr>
+            <w:tcW w:type="dxa" w:w="2484"/>
+            <w:tcMar>
+              <w:top w:w="80" w:type="dxa"/>
+              <w:bottom w:w="80" w:type="dxa"/>
+              <w:left w:w="100" w:type="dxa"/>
+              <w:right w:w="100" w:type="dxa"/>
+            </w:tcMar>
+            <w:shd w:val="clear" w:color="auto" w:fill="0E2B50"/>
+          </w:tcPr>
+          <w:p>
+            <w:pPr>
+              <w:jc w:val="right"/>
+              <w:bidi w:val="1"/>
+            </w:pPr>
+            <w:r>
+              <w:rPr>
+                <w:rFonts w:ascii="Bahij Nazanin" w:hAnsi="Bahij Nazanin"/>
+                <w:b/>
+                <w:color w:val="FFFFFF"/>
+                <w:sz w:val="19"/>
+              </w:rPr>
+              <w:t>د پرتلې معیار</w:t>
+            </w:r>
+          </w:p>
+        </w:tc>
+        <w:tc>
+          <w:tcPr>
+            <w:tcW w:type="dxa" w:w="2484"/>
+            <w:tcMar>
+              <w:top w:w="80" w:type="dxa"/>
+              <w:bottom w:w="80" w:type="dxa"/>
+              <w:left w:w="100" w:type="dxa"/>
+              <w:right w:w="100" w:type="dxa"/>
+            </w:tcMar>
+            <w:shd w:val="clear" w:color="auto" w:fill="0E2B50"/>
+          </w:tcPr>
+          <w:p>
+            <w:pPr>
+              <w:jc w:val="right"/>
+              <w:bidi w:val="1"/>
+            </w:pPr>
+            <w:r>
+              <w:rPr>
+                <w:rFonts w:ascii="Bahij Nazanin" w:hAnsi="Bahij Nazanin"/>
+                <w:b/>
+                <w:color w:val="FFFFFF"/>
+                <w:sz w:val="19"/>
+              </w:rPr>
+              <w:t>رحمت شاه سائل (Rahmat Shah Sayel)</w:t>
+            </w:r>
+          </w:p>
+        </w:tc>
+        <w:tc>
+          <w:tcPr>
+            <w:tcW w:type="dxa" w:w="2484"/>
+            <w:tcMar>
+              <w:top w:w="80" w:type="dxa"/>
+              <w:bottom w:w="80" w:type="dxa"/>
+              <w:left w:w="100" w:type="dxa"/>
+              <w:right w:w="100" w:type="dxa"/>
+            </w:tcMar>
+            <w:shd w:val="clear" w:color="auto" w:fill="0E2B50"/>
+          </w:tcPr>
+          <w:p>
+            <w:pPr>
+              <w:jc w:val="right"/>
+              <w:bidi w:val="1"/>
+            </w:pPr>
+            <w:r>
+              <w:rPr>
+                <w:rFonts w:ascii="Bahij Nazanin" w:hAnsi="Bahij Nazanin"/>
+                <w:b/>
+                <w:color w:val="FFFFFF"/>
+                <w:sz w:val="19"/>
+              </w:rPr>
+              <w:t>سلیم راز (Salim Raz)</w:t>
+            </w:r>
+          </w:p>
+        </w:tc>
+        <w:tc>
+          <w:tcPr>
+            <w:tcW w:type="dxa" w:w="2484"/>
+            <w:tcMar>
+              <w:top w:w="80" w:type="dxa"/>
+              <w:bottom w:w="80" w:type="dxa"/>
+              <w:left w:w="100" w:type="dxa"/>
+              <w:right w:w="100" w:type="dxa"/>
+            </w:tcMar>
+            <w:shd w:val="clear" w:color="auto" w:fill="0E2B50"/>
+          </w:tcPr>
+          <w:p>
+            <w:pPr>
+              <w:jc w:val="right"/>
+              <w:bidi w:val="1"/>
+            </w:pPr>
+            <w:r>
+              <w:rPr>
+                <w:rFonts w:ascii="Bahij Nazanin" w:hAnsi="Bahij Nazanin"/>
+                <w:b/>
+                <w:color w:val="FFFFFF"/>
+                <w:sz w:val="19"/>
+              </w:rPr>
+              <w:t>ډاکټر محمد اعظم اعظم (Dr. Azam Azam)</w:t>
+            </w:r>
+          </w:p>
+        </w:tc>
+      </w:tr>
+      <w:tr>
+        <w:tc>
+          <w:tcPr>
+            <w:tcW w:type="dxa" w:w="2484"/>
+            <w:tcMar>
+              <w:top w:w="80" w:type="dxa"/>
+              <w:bottom w:w="80" w:type="dxa"/>
+              <w:left w:w="100" w:type="dxa"/>
+              <w:right w:w="100" w:type="dxa"/>
+            </w:tcMar>
+            <w:shd w:val="clear" w:color="auto" w:fill="F8FAFC"/>
+          </w:tcPr>
+          <w:p>
+            <w:pPr>
+              <w:jc w:val="right"/>
+              <w:bidi w:val="1"/>
+            </w:pPr>
+            <w:r>
+              <w:rPr>
+                <w:rFonts w:ascii="Bahij Nazanin" w:hAnsi="Bahij Nazanin"/>
+                <w:color w:val="1E293B"/>
+                <w:sz w:val="19"/>
+              </w:rPr>
+              <w:t>اصلي ادبي لقب</w:t>
+            </w:r>
+          </w:p>
+        </w:tc>
+        <w:tc>
+          <w:tcPr>
+            <w:tcW w:type="dxa" w:w="2484"/>
+            <w:tcMar>
+              <w:top w:w="80" w:type="dxa"/>
+              <w:bottom w:w="80" w:type="dxa"/>
+              <w:left w:w="100" w:type="dxa"/>
+              <w:right w:w="100" w:type="dxa"/>
+            </w:tcMar>
+            <w:shd w:val="clear" w:color="auto" w:fill="F8FAFC"/>
+          </w:tcPr>
+          <w:p>
+            <w:pPr>
+              <w:jc w:val="right"/>
+              <w:bidi w:val="1"/>
+            </w:pPr>
+            <w:r>
+              <w:rPr>
+                <w:rFonts w:ascii="Bahij Nazanin" w:hAnsi="Bahij Nazanin"/>
+                <w:color w:val="1E293B"/>
+                <w:sz w:val="19"/>
+              </w:rPr>
+              <w:t>د پښتون د درد او شعور غږ؛ د امن سندرغاړی</w:t>
+            </w:r>
+          </w:p>
+        </w:tc>
+        <w:tc>
+          <w:tcPr>
+            <w:tcW w:type="dxa" w:w="2484"/>
+            <w:tcMar>
+              <w:top w:w="80" w:type="dxa"/>
+              <w:bottom w:w="80" w:type="dxa"/>
+              <w:left w:w="100" w:type="dxa"/>
+              <w:right w:w="100" w:type="dxa"/>
+            </w:tcMar>
+            <w:shd w:val="clear" w:color="auto" w:fill="F8FAFC"/>
+          </w:tcPr>
+          <w:p>
+            <w:pPr>
+              <w:jc w:val="right"/>
+              <w:bidi w:val="1"/>
+            </w:pPr>
+            <w:r>
+              <w:rPr>
+                <w:rFonts w:ascii="Bahij Nazanin" w:hAnsi="Bahij Nazanin"/>
+                <w:color w:val="1E293B"/>
+                <w:sz w:val="19"/>
+              </w:rPr>
+              <w:t>د ترقۍ پسند فکر علمبردار</w:t>
+            </w:r>
+          </w:p>
+        </w:tc>
+        <w:tc>
+          <w:tcPr>
+            <w:tcW w:type="dxa" w:w="2484"/>
+            <w:tcMar>
+              <w:top w:w="80" w:type="dxa"/>
+              <w:bottom w:w="80" w:type="dxa"/>
+              <w:left w:w="100" w:type="dxa"/>
+              <w:right w:w="100" w:type="dxa"/>
+            </w:tcMar>
+            <w:shd w:val="clear" w:color="auto" w:fill="F8FAFC"/>
+          </w:tcPr>
+          <w:p>
+            <w:pPr>
+              <w:jc w:val="right"/>
+              <w:bidi w:val="1"/>
+            </w:pPr>
+            <w:r>
+              <w:rPr>
+                <w:rFonts w:ascii="Bahij Nazanin" w:hAnsi="Bahij Nazanin"/>
+                <w:color w:val="1E293B"/>
+                <w:sz w:val="19"/>
+              </w:rPr>
+              <w:t>د علم، تنقید او کردارنګارۍ محقق</w:t>
+            </w:r>
+          </w:p>
+        </w:tc>
+      </w:tr>
+      <w:tr>
+        <w:tc>
+          <w:tcPr>
+            <w:tcW w:type="dxa" w:w="2484"/>
+            <w:tcMar>
+              <w:top w:w="80" w:type="dxa"/>
+              <w:bottom w:w="80" w:type="dxa"/>
+              <w:left w:w="100" w:type="dxa"/>
+              <w:right w:w="100" w:type="dxa"/>
+            </w:tcMar>
+            <w:shd w:val="clear" w:color="auto" w:fill="FFFFFF"/>
+          </w:tcPr>
+          <w:p>
+            <w:pPr>
+              <w:jc w:val="right"/>
+              <w:bidi w:val="1"/>
+            </w:pPr>
+            <w:r>
+              <w:rPr>
+                <w:rFonts w:ascii="Bahij Nazanin" w:hAnsi="Bahij Nazanin"/>
+                <w:color w:val="1E293B"/>
+                <w:sz w:val="19"/>
+              </w:rPr>
+              <w:t>د کلام بنسټیز رنګ</w:t>
+            </w:r>
+          </w:p>
+        </w:tc>
+        <w:tc>
+          <w:tcPr>
+            <w:tcW w:type="dxa" w:w="2484"/>
+            <w:tcMar>
+              <w:top w:w="80" w:type="dxa"/>
+              <w:bottom w:w="80" w:type="dxa"/>
+              <w:left w:w="100" w:type="dxa"/>
+              <w:right w:w="100" w:type="dxa"/>
+            </w:tcMar>
+            <w:shd w:val="clear" w:color="auto" w:fill="FFFFFF"/>
+          </w:tcPr>
+          <w:p>
+            <w:pPr>
+              <w:jc w:val="right"/>
+              <w:bidi w:val="1"/>
+            </w:pPr>
+            <w:r>
+              <w:rPr>
+                <w:rFonts w:ascii="Bahij Nazanin" w:hAnsi="Bahij Nazanin"/>
+                <w:color w:val="1E293B"/>
+                <w:sz w:val="19"/>
+              </w:rPr>
+              <w:t>ولسي مزاحمت، د جګړې غندنه، او ملي یووالی</w:t>
+            </w:r>
+          </w:p>
+        </w:tc>
+        <w:tc>
+          <w:tcPr>
+            <w:tcW w:type="dxa" w:w="2484"/>
+            <w:tcMar>
+              <w:top w:w="80" w:type="dxa"/>
+              <w:bottom w:w="80" w:type="dxa"/>
+              <w:left w:w="100" w:type="dxa"/>
+              <w:right w:w="100" w:type="dxa"/>
+            </w:tcMar>
+            <w:shd w:val="clear" w:color="auto" w:fill="FFFFFF"/>
+          </w:tcPr>
+          <w:p>
+            <w:pPr>
+              <w:jc w:val="right"/>
+              <w:bidi w:val="1"/>
+            </w:pPr>
+            <w:r>
+              <w:rPr>
+                <w:rFonts w:ascii="Bahij Nazanin" w:hAnsi="Bahij Nazanin"/>
+                <w:color w:val="1E293B"/>
+                <w:sz w:val="19"/>
+              </w:rPr>
+              <w:t>طبقاتي مبارزه، سوسیالیزم او اولسي حقوق</w:t>
+            </w:r>
+          </w:p>
+        </w:tc>
+        <w:tc>
+          <w:tcPr>
+            <w:tcW w:type="dxa" w:w="2484"/>
+            <w:tcMar>
+              <w:top w:w="80" w:type="dxa"/>
+              <w:bottom w:w="80" w:type="dxa"/>
+              <w:left w:w="100" w:type="dxa"/>
+              <w:right w:w="100" w:type="dxa"/>
+            </w:tcMar>
+            <w:shd w:val="clear" w:color="auto" w:fill="FFFFFF"/>
+          </w:tcPr>
+          <w:p>
+            <w:pPr>
+              <w:jc w:val="right"/>
+              <w:bidi w:val="1"/>
+            </w:pPr>
+            <w:r>
+              <w:rPr>
+                <w:rFonts w:ascii="Bahij Nazanin" w:hAnsi="Bahij Nazanin"/>
+                <w:color w:val="1E293B"/>
+                <w:sz w:val="19"/>
+              </w:rPr>
+              <w:t>فکري تعقل، ادبي تحقیق او روانشناسي</w:t>
+            </w:r>
+          </w:p>
+        </w:tc>
+      </w:tr>
+      <w:tr>
+        <w:tc>
+          <w:tcPr>
+            <w:tcW w:type="dxa" w:w="2484"/>
+            <w:tcMar>
+              <w:top w:w="80" w:type="dxa"/>
+              <w:bottom w:w="80" w:type="dxa"/>
+              <w:left w:w="100" w:type="dxa"/>
+              <w:right w:w="100" w:type="dxa"/>
+            </w:tcMar>
+            <w:shd w:val="clear" w:color="auto" w:fill="F8FAFC"/>
+          </w:tcPr>
+          <w:p>
+            <w:pPr>
+              <w:jc w:val="right"/>
+              <w:bidi w:val="1"/>
+            </w:pPr>
+            <w:r>
+              <w:rPr>
+                <w:rFonts w:ascii="Bahij Nazanin" w:hAnsi="Bahij Nazanin"/>
+                <w:color w:val="1E293B"/>
+                <w:sz w:val="19"/>
+              </w:rPr>
+              <w:t>ادبي صنفونه</w:t>
+            </w:r>
+          </w:p>
+        </w:tc>
+        <w:tc>
+          <w:tcPr>
+            <w:tcW w:type="dxa" w:w="2484"/>
+            <w:tcMar>
+              <w:top w:w="80" w:type="dxa"/>
+              <w:bottom w:w="80" w:type="dxa"/>
+              <w:left w:w="100" w:type="dxa"/>
+              <w:right w:w="100" w:type="dxa"/>
+            </w:tcMar>
+            <w:shd w:val="clear" w:color="auto" w:fill="F8FAFC"/>
+          </w:tcPr>
+          <w:p>
+            <w:pPr>
+              <w:jc w:val="right"/>
+              <w:bidi w:val="1"/>
+            </w:pPr>
+            <w:r>
+              <w:rPr>
+                <w:rFonts w:ascii="Bahij Nazanin" w:hAnsi="Bahij Nazanin"/>
+                <w:color w:val="1E293B"/>
+                <w:sz w:val="19"/>
+              </w:rPr>
+              <w:t>غزل، نظم، ازاد نظم او سندرې</w:t>
+            </w:r>
+          </w:p>
+        </w:tc>
+        <w:tc>
+          <w:tcPr>
+            <w:tcW w:type="dxa" w:w="2484"/>
+            <w:tcMar>
+              <w:top w:w="80" w:type="dxa"/>
+              <w:bottom w:w="80" w:type="dxa"/>
+              <w:left w:w="100" w:type="dxa"/>
+              <w:right w:w="100" w:type="dxa"/>
+            </w:tcMar>
+            <w:shd w:val="clear" w:color="auto" w:fill="F8FAFC"/>
+          </w:tcPr>
+          <w:p>
+            <w:pPr>
+              <w:jc w:val="right"/>
+              <w:bidi w:val="1"/>
+            </w:pPr>
+            <w:r>
+              <w:rPr>
+                <w:rFonts w:ascii="Bahij Nazanin" w:hAnsi="Bahij Nazanin"/>
+                <w:color w:val="1E293B"/>
+                <w:sz w:val="19"/>
+              </w:rPr>
+              <w:t>نظم، غزل، نثري مقالې او ادبي تنقید</w:t>
+            </w:r>
+          </w:p>
+        </w:tc>
+        <w:tc>
+          <w:tcPr>
+            <w:tcW w:type="dxa" w:w="2484"/>
+            <w:tcMar>
+              <w:top w:w="80" w:type="dxa"/>
+              <w:bottom w:w="80" w:type="dxa"/>
+              <w:left w:w="100" w:type="dxa"/>
+              <w:right w:w="100" w:type="dxa"/>
+            </w:tcMar>
+            <w:shd w:val="clear" w:color="auto" w:fill="F8FAFC"/>
+          </w:tcPr>
+          <w:p>
+            <w:pPr>
+              <w:jc w:val="right"/>
+              <w:bidi w:val="1"/>
+            </w:pPr>
+            <w:r>
+              <w:rPr>
+                <w:rFonts w:ascii="Bahij Nazanin" w:hAnsi="Bahij Nazanin"/>
+                <w:color w:val="1E293B"/>
+                <w:sz w:val="19"/>
+              </w:rPr>
+              <w:t>ډرامه، تحقیق، غزل او پوهنتوني مقالې</w:t>
+            </w:r>
+          </w:p>
+        </w:tc>
+      </w:tr>
+      <w:tr>
+        <w:tc>
+          <w:tcPr>
+            <w:tcW w:type="dxa" w:w="2484"/>
+            <w:tcMar>
+              <w:top w:w="80" w:type="dxa"/>
+              <w:bottom w:w="80" w:type="dxa"/>
+              <w:left w:w="100" w:type="dxa"/>
+              <w:right w:w="100" w:type="dxa"/>
+            </w:tcMar>
+            <w:shd w:val="clear" w:color="auto" w:fill="FFFFFF"/>
+          </w:tcPr>
+          <w:p>
+            <w:pPr>
+              <w:jc w:val="right"/>
+              <w:bidi w:val="1"/>
+            </w:pPr>
+            <w:r>
+              <w:rPr>
+                <w:rFonts w:ascii="Bahij Nazanin" w:hAnsi="Bahij Nazanin"/>
+                <w:color w:val="1E293B"/>
+                <w:sz w:val="19"/>
+              </w:rPr>
+              <w:t>مشهور اثار</w:t>
+            </w:r>
+          </w:p>
+        </w:tc>
+        <w:tc>
+          <w:tcPr>
+            <w:tcW w:type="dxa" w:w="2484"/>
+            <w:tcMar>
+              <w:top w:w="80" w:type="dxa"/>
+              <w:bottom w:w="80" w:type="dxa"/>
+              <w:left w:w="100" w:type="dxa"/>
+              <w:right w:w="100" w:type="dxa"/>
+            </w:tcMar>
+            <w:shd w:val="clear" w:color="auto" w:fill="FFFFFF"/>
+          </w:tcPr>
+          <w:p>
+            <w:pPr>
+              <w:jc w:val="right"/>
+              <w:bidi w:val="1"/>
+            </w:pPr>
+            <w:r>
+              <w:rPr>
+                <w:rFonts w:ascii="Bahij Nazanin" w:hAnsi="Bahij Nazanin"/>
+                <w:color w:val="1E293B"/>
+                <w:sz w:val="19"/>
+              </w:rPr>
+              <w:t>*د ویر په لمبو کې ګلونه*، *د رنګونو په باران کې*</w:t>
+            </w:r>
+          </w:p>
+        </w:tc>
+        <w:tc>
+          <w:tcPr>
+            <w:tcW w:type="dxa" w:w="2484"/>
+            <w:tcMar>
+              <w:top w:w="80" w:type="dxa"/>
+              <w:bottom w:w="80" w:type="dxa"/>
+              <w:left w:w="100" w:type="dxa"/>
+              <w:right w:w="100" w:type="dxa"/>
+            </w:tcMar>
+            <w:shd w:val="clear" w:color="auto" w:fill="FFFFFF"/>
+          </w:tcPr>
+          <w:p>
+            <w:pPr>
+              <w:jc w:val="right"/>
+              <w:bidi w:val="1"/>
+            </w:pPr>
+            <w:r>
+              <w:rPr>
+                <w:rFonts w:ascii="Bahij Nazanin" w:hAnsi="Bahij Nazanin"/>
+                <w:color w:val="1E293B"/>
+                <w:sz w:val="19"/>
+              </w:rPr>
+              <w:t>*تنقیدي کرښې*، *د رڼا په لور*</w:t>
+            </w:r>
+          </w:p>
+        </w:tc>
+        <w:tc>
+          <w:tcPr>
+            <w:tcW w:type="dxa" w:w="2484"/>
+            <w:tcMar>
+              <w:top w:w="80" w:type="dxa"/>
+              <w:bottom w:w="80" w:type="dxa"/>
+              <w:left w:w="100" w:type="dxa"/>
+              <w:right w:w="100" w:type="dxa"/>
+            </w:tcMar>
+            <w:shd w:val="clear" w:color="auto" w:fill="FFFFFF"/>
+          </w:tcPr>
+          <w:p>
+            <w:pPr>
+              <w:jc w:val="right"/>
+              <w:bidi w:val="1"/>
+            </w:pPr>
+            <w:r>
+              <w:rPr>
+                <w:rFonts w:ascii="Bahij Nazanin" w:hAnsi="Bahij Nazanin"/>
+                <w:color w:val="1E293B"/>
+                <w:sz w:val="19"/>
+              </w:rPr>
+              <w:t>*پښتو ادب کښې کردارنګاري*، *ازان*</w:t>
+            </w:r>
+          </w:p>
+        </w:tc>
+      </w:tr>
+      <w:tr>
+        <w:tc>
+          <w:tcPr>
+            <w:tcW w:type="dxa" w:w="2484"/>
+            <w:tcMar>
+              <w:top w:w="80" w:type="dxa"/>
+              <w:bottom w:w="80" w:type="dxa"/>
+              <w:left w:w="100" w:type="dxa"/>
+              <w:right w:w="100" w:type="dxa"/>
+            </w:tcMar>
+            <w:shd w:val="clear" w:color="auto" w:fill="F8FAFC"/>
+          </w:tcPr>
+          <w:p>
+            <w:pPr>
+              <w:jc w:val="right"/>
+              <w:bidi w:val="1"/>
+            </w:pPr>
+            <w:r>
+              <w:rPr>
+                <w:rFonts w:ascii="Bahij Nazanin" w:hAnsi="Bahij Nazanin"/>
+                <w:color w:val="1E293B"/>
+                <w:sz w:val="19"/>
+              </w:rPr>
+              <w:t>پښتو غزل ته تحفه</w:t>
+            </w:r>
+          </w:p>
+        </w:tc>
+        <w:tc>
+          <w:tcPr>
+            <w:tcW w:type="dxa" w:w="2484"/>
+            <w:tcMar>
+              <w:top w:w="80" w:type="dxa"/>
+              <w:bottom w:w="80" w:type="dxa"/>
+              <w:left w:w="100" w:type="dxa"/>
+              <w:right w:w="100" w:type="dxa"/>
+            </w:tcMar>
+            <w:shd w:val="clear" w:color="auto" w:fill="F8FAFC"/>
+          </w:tcPr>
+          <w:p>
+            <w:pPr>
+              <w:jc w:val="right"/>
+              <w:bidi w:val="1"/>
+            </w:pPr>
+            <w:r>
+              <w:rPr>
+                <w:rFonts w:ascii="Bahij Nazanin" w:hAnsi="Bahij Nazanin"/>
+                <w:color w:val="1E293B"/>
+                <w:sz w:val="19"/>
+              </w:rPr>
+              <w:t>غزل یې د سیاسي او ملي پاڅون ترانه کړه</w:t>
+            </w:r>
+          </w:p>
+        </w:tc>
+        <w:tc>
+          <w:tcPr>
+            <w:tcW w:type="dxa" w:w="2484"/>
+            <w:tcMar>
+              <w:top w:w="80" w:type="dxa"/>
+              <w:bottom w:w="80" w:type="dxa"/>
+              <w:left w:w="100" w:type="dxa"/>
+              <w:right w:w="100" w:type="dxa"/>
+            </w:tcMar>
+            <w:shd w:val="clear" w:color="auto" w:fill="F8FAFC"/>
+          </w:tcPr>
+          <w:p>
+            <w:pPr>
+              <w:jc w:val="right"/>
+              <w:bidi w:val="1"/>
+            </w:pPr>
+            <w:r>
+              <w:rPr>
+                <w:rFonts w:ascii="Bahij Nazanin" w:hAnsi="Bahij Nazanin"/>
+                <w:color w:val="1E293B"/>
+                <w:sz w:val="19"/>
+              </w:rPr>
+              <w:t>غزل ته یې د مزدور د خولو رنګ ورکړ</w:t>
+            </w:r>
+          </w:p>
+        </w:tc>
+        <w:tc>
+          <w:tcPr>
+            <w:tcW w:type="dxa" w:w="2484"/>
+            <w:tcMar>
+              <w:top w:w="80" w:type="dxa"/>
+              <w:bottom w:w="80" w:type="dxa"/>
+              <w:left w:w="100" w:type="dxa"/>
+              <w:right w:w="100" w:type="dxa"/>
+            </w:tcMar>
+            <w:shd w:val="clear" w:color="auto" w:fill="F8FAFC"/>
+          </w:tcPr>
+          <w:p>
+            <w:pPr>
+              <w:jc w:val="right"/>
+              <w:bidi w:val="1"/>
+            </w:pPr>
+            <w:r>
+              <w:rPr>
+                <w:rFonts w:ascii="Bahij Nazanin" w:hAnsi="Bahij Nazanin"/>
+                <w:color w:val="1E293B"/>
+                <w:sz w:val="19"/>
+              </w:rPr>
+              <w:t>غزل ته یې اکاډمیک او سنجیده تفکر ورکړ</w:t>
+            </w:r>
+          </w:p>
+        </w:tc>
+      </w:tr>
+    </w:tbl>
+    <w:p>
+      <w:pPr>
+        <w:spacing w:after="80"/>
+      </w:pPr>
     </w:p>
     <w:p>
       <w:pPr>
@@ -1149,6 +2272,817 @@
         <w:t>💬 د نقادانو او پوهانو مستند اقوال (Academic Quotation Bank)</w:t>
       </w:r>
     </w:p>
+    <w:tbl>
+      <w:tblPr>
+        <w:tblW w:type="auto" w:w="0"/>
+        <w:jc w:val="center"/>
+        <w:tblLayout w:type="fixed"/>
+        <w:tblLook w:firstColumn="1" w:firstRow="1" w:lastColumn="0" w:lastRow="0" w:noHBand="0" w:noVBand="1" w:val="04A0"/>
+      </w:tblPr>
+      <w:tblGrid>
+        <w:gridCol w:w="1987"/>
+        <w:gridCol w:w="1987"/>
+        <w:gridCol w:w="1987"/>
+        <w:gridCol w:w="1987"/>
+        <w:gridCol w:w="1987"/>
+      </w:tblGrid>
+      <w:tr>
+        <w:tc>
+          <w:tcPr>
+            <w:tcW w:type="dxa" w:w="1987"/>
+            <w:tcMar>
+              <w:top w:w="80" w:type="dxa"/>
+              <w:bottom w:w="80" w:type="dxa"/>
+              <w:left w:w="100" w:type="dxa"/>
+              <w:right w:w="100" w:type="dxa"/>
+            </w:tcMar>
+            <w:shd w:val="clear" w:color="auto" w:fill="0E2B50"/>
+          </w:tcPr>
+          <w:p>
+            <w:pPr>
+              <w:jc w:val="left"/>
+            </w:pPr>
+            <w:r>
+              <w:rPr>
+                <w:rFonts w:ascii="Calibri" w:hAnsi="Calibri"/>
+                <w:b/>
+                <w:color w:val="FFFFFF"/>
+                <w:sz w:val="19"/>
+              </w:rPr>
+              <w:t>#</w:t>
+            </w:r>
+          </w:p>
+        </w:tc>
+        <w:tc>
+          <w:tcPr>
+            <w:tcW w:type="dxa" w:w="1987"/>
+            <w:tcMar>
+              <w:top w:w="80" w:type="dxa"/>
+              <w:bottom w:w="80" w:type="dxa"/>
+              <w:left w:w="100" w:type="dxa"/>
+              <w:right w:w="100" w:type="dxa"/>
+            </w:tcMar>
+            <w:shd w:val="clear" w:color="auto" w:fill="0E2B50"/>
+          </w:tcPr>
+          <w:p>
+            <w:pPr>
+              <w:jc w:val="right"/>
+              <w:bidi w:val="1"/>
+            </w:pPr>
+            <w:r>
+              <w:rPr>
+                <w:rFonts w:ascii="Bahij Nazanin" w:hAnsi="Bahij Nazanin"/>
+                <w:b/>
+                <w:color w:val="FFFFFF"/>
+                <w:sz w:val="19"/>
+              </w:rPr>
+              <w:t>محقق / نقاد</w:t>
+            </w:r>
+          </w:p>
+        </w:tc>
+        <w:tc>
+          <w:tcPr>
+            <w:tcW w:type="dxa" w:w="1987"/>
+            <w:tcMar>
+              <w:top w:w="80" w:type="dxa"/>
+              <w:bottom w:w="80" w:type="dxa"/>
+              <w:left w:w="100" w:type="dxa"/>
+              <w:right w:w="100" w:type="dxa"/>
+            </w:tcMar>
+            <w:shd w:val="clear" w:color="auto" w:fill="0E2B50"/>
+          </w:tcPr>
+          <w:p>
+            <w:pPr>
+              <w:jc w:val="right"/>
+              <w:bidi w:val="1"/>
+            </w:pPr>
+            <w:r>
+              <w:rPr>
+                <w:rFonts w:ascii="Bahij Nazanin" w:hAnsi="Bahij Nazanin"/>
+                <w:b/>
+                <w:color w:val="FFFFFF"/>
+                <w:sz w:val="19"/>
+              </w:rPr>
+              <w:t>اثر او کال</w:t>
+            </w:r>
+          </w:p>
+        </w:tc>
+        <w:tc>
+          <w:tcPr>
+            <w:tcW w:type="dxa" w:w="1987"/>
+            <w:tcMar>
+              <w:top w:w="80" w:type="dxa"/>
+              <w:bottom w:w="80" w:type="dxa"/>
+              <w:left w:w="100" w:type="dxa"/>
+              <w:right w:w="100" w:type="dxa"/>
+            </w:tcMar>
+            <w:shd w:val="clear" w:color="auto" w:fill="0E2B50"/>
+          </w:tcPr>
+          <w:p>
+            <w:pPr>
+              <w:jc w:val="right"/>
+              <w:bidi w:val="1"/>
+            </w:pPr>
+            <w:r>
+              <w:rPr>
+                <w:rFonts w:ascii="Bahij Nazanin" w:hAnsi="Bahij Nazanin"/>
+                <w:b/>
+                <w:color w:val="FFFFFF"/>
+                <w:sz w:val="19"/>
+              </w:rPr>
+              <w:t>مستند قول (Verbatim Quote)</w:t>
+            </w:r>
+          </w:p>
+        </w:tc>
+        <w:tc>
+          <w:tcPr>
+            <w:tcW w:type="dxa" w:w="1987"/>
+            <w:tcMar>
+              <w:top w:w="80" w:type="dxa"/>
+              <w:bottom w:w="80" w:type="dxa"/>
+              <w:left w:w="100" w:type="dxa"/>
+              <w:right w:w="100" w:type="dxa"/>
+            </w:tcMar>
+            <w:shd w:val="clear" w:color="auto" w:fill="0E2B50"/>
+          </w:tcPr>
+          <w:p>
+            <w:pPr>
+              <w:jc w:val="right"/>
+              <w:bidi w:val="1"/>
+            </w:pPr>
+            <w:r>
+              <w:rPr>
+                <w:rFonts w:ascii="Bahij Nazanin" w:hAnsi="Bahij Nazanin"/>
+                <w:b/>
+                <w:color w:val="FFFFFF"/>
+                <w:sz w:val="19"/>
+              </w:rPr>
+              <w:t>امتحاني افاده</w:t>
+            </w:r>
+          </w:p>
+        </w:tc>
+      </w:tr>
+      <w:tr>
+        <w:tc>
+          <w:tcPr>
+            <w:tcW w:type="dxa" w:w="1987"/>
+            <w:tcMar>
+              <w:top w:w="80" w:type="dxa"/>
+              <w:bottom w:w="80" w:type="dxa"/>
+              <w:left w:w="100" w:type="dxa"/>
+              <w:right w:w="100" w:type="dxa"/>
+            </w:tcMar>
+            <w:shd w:val="clear" w:color="auto" w:fill="F8FAFC"/>
+          </w:tcPr>
+          <w:p>
+            <w:pPr>
+              <w:jc w:val="left"/>
+            </w:pPr>
+            <w:r>
+              <w:rPr>
+                <w:rFonts w:ascii="Calibri" w:hAnsi="Calibri"/>
+                <w:color w:val="1E293B"/>
+                <w:sz w:val="19"/>
+              </w:rPr>
+              <w:t>1</w:t>
+            </w:r>
+          </w:p>
+        </w:tc>
+        <w:tc>
+          <w:tcPr>
+            <w:tcW w:type="dxa" w:w="1987"/>
+            <w:tcMar>
+              <w:top w:w="80" w:type="dxa"/>
+              <w:bottom w:w="80" w:type="dxa"/>
+              <w:left w:w="100" w:type="dxa"/>
+              <w:right w:w="100" w:type="dxa"/>
+            </w:tcMar>
+            <w:shd w:val="clear" w:color="auto" w:fill="F8FAFC"/>
+          </w:tcPr>
+          <w:p>
+            <w:pPr>
+              <w:jc w:val="right"/>
+              <w:bidi w:val="1"/>
+            </w:pPr>
+            <w:r>
+              <w:rPr>
+                <w:rFonts w:ascii="Bahij Nazanin" w:hAnsi="Bahij Nazanin"/>
+                <w:color w:val="1E293B"/>
+                <w:sz w:val="19"/>
+              </w:rPr>
+              <w:t>پروفیسور پرېشان خټک</w:t>
+            </w:r>
+          </w:p>
+        </w:tc>
+        <w:tc>
+          <w:tcPr>
+            <w:tcW w:type="dxa" w:w="1987"/>
+            <w:tcMar>
+              <w:top w:w="80" w:type="dxa"/>
+              <w:bottom w:w="80" w:type="dxa"/>
+              <w:left w:w="100" w:type="dxa"/>
+              <w:right w:w="100" w:type="dxa"/>
+            </w:tcMar>
+            <w:shd w:val="clear" w:color="auto" w:fill="F8FAFC"/>
+          </w:tcPr>
+          <w:p>
+            <w:pPr>
+              <w:jc w:val="right"/>
+              <w:bidi w:val="1"/>
+            </w:pPr>
+            <w:r>
+              <w:rPr>
+                <w:rFonts w:ascii="Bahij Nazanin" w:hAnsi="Bahij Nazanin"/>
+                <w:color w:val="1E293B"/>
+                <w:sz w:val="19"/>
+              </w:rPr>
+              <w:t>*معاصر پښتو ادب (۱۹۹۵)*</w:t>
+            </w:r>
+          </w:p>
+        </w:tc>
+        <w:tc>
+          <w:tcPr>
+            <w:tcW w:type="dxa" w:w="1987"/>
+            <w:tcMar>
+              <w:top w:w="80" w:type="dxa"/>
+              <w:bottom w:w="80" w:type="dxa"/>
+              <w:left w:w="100" w:type="dxa"/>
+              <w:right w:w="100" w:type="dxa"/>
+            </w:tcMar>
+            <w:shd w:val="clear" w:color="auto" w:fill="F8FAFC"/>
+          </w:tcPr>
+          <w:p>
+            <w:pPr>
+              <w:jc w:val="right"/>
+              <w:bidi w:val="1"/>
+            </w:pPr>
+            <w:r>
+              <w:rPr>
+                <w:rFonts w:ascii="Bahij Nazanin" w:hAnsi="Bahij Nazanin"/>
+                <w:color w:val="1E293B"/>
+                <w:sz w:val="19"/>
+              </w:rPr>
+              <w:t>«رحمت شاه سائل د پښتون د سوځېدلي وجود چغه ده؛ د ده په غزل کښې د سیاست او جمالیاتو داسې پیوستون دی چې په معاصر ادب کې بې نظیره دی۔»</w:t>
+            </w:r>
+          </w:p>
+        </w:tc>
+        <w:tc>
+          <w:tcPr>
+            <w:tcW w:type="dxa" w:w="1987"/>
+            <w:tcMar>
+              <w:top w:w="80" w:type="dxa"/>
+              <w:bottom w:w="80" w:type="dxa"/>
+              <w:left w:w="100" w:type="dxa"/>
+              <w:right w:w="100" w:type="dxa"/>
+            </w:tcMar>
+            <w:shd w:val="clear" w:color="auto" w:fill="F8FAFC"/>
+          </w:tcPr>
+          <w:p>
+            <w:pPr>
+              <w:jc w:val="right"/>
+              <w:bidi w:val="1"/>
+            </w:pPr>
+            <w:r>
+              <w:rPr>
+                <w:rFonts w:ascii="Bahij Nazanin" w:hAnsi="Bahij Nazanin"/>
+                <w:color w:val="1E293B"/>
+                <w:sz w:val="19"/>
+              </w:rPr>
+              <w:t>د سائل د سیاسي غزل په پېژندنه کې۔</w:t>
+            </w:r>
+          </w:p>
+        </w:tc>
+      </w:tr>
+      <w:tr>
+        <w:tc>
+          <w:tcPr>
+            <w:tcW w:type="dxa" w:w="1987"/>
+            <w:tcMar>
+              <w:top w:w="80" w:type="dxa"/>
+              <w:bottom w:w="80" w:type="dxa"/>
+              <w:left w:w="100" w:type="dxa"/>
+              <w:right w:w="100" w:type="dxa"/>
+            </w:tcMar>
+            <w:shd w:val="clear" w:color="auto" w:fill="FFFFFF"/>
+          </w:tcPr>
+          <w:p>
+            <w:pPr>
+              <w:jc w:val="left"/>
+            </w:pPr>
+            <w:r>
+              <w:rPr>
+                <w:rFonts w:ascii="Calibri" w:hAnsi="Calibri"/>
+                <w:color w:val="1E293B"/>
+                <w:sz w:val="19"/>
+              </w:rPr>
+              <w:t>2</w:t>
+            </w:r>
+          </w:p>
+        </w:tc>
+        <w:tc>
+          <w:tcPr>
+            <w:tcW w:type="dxa" w:w="1987"/>
+            <w:tcMar>
+              <w:top w:w="80" w:type="dxa"/>
+              <w:bottom w:w="80" w:type="dxa"/>
+              <w:left w:w="100" w:type="dxa"/>
+              <w:right w:w="100" w:type="dxa"/>
+            </w:tcMar>
+            <w:shd w:val="clear" w:color="auto" w:fill="FFFFFF"/>
+          </w:tcPr>
+          <w:p>
+            <w:pPr>
+              <w:jc w:val="right"/>
+              <w:bidi w:val="1"/>
+            </w:pPr>
+            <w:r>
+              <w:rPr>
+                <w:rFonts w:ascii="Bahij Nazanin" w:hAnsi="Bahij Nazanin"/>
+                <w:color w:val="1E293B"/>
+                <w:sz w:val="19"/>
+              </w:rPr>
+              <w:t>ډاکټر راج ولي شاه خټک</w:t>
+            </w:r>
+          </w:p>
+        </w:tc>
+        <w:tc>
+          <w:tcPr>
+            <w:tcW w:type="dxa" w:w="1987"/>
+            <w:tcMar>
+              <w:top w:w="80" w:type="dxa"/>
+              <w:bottom w:w="80" w:type="dxa"/>
+              <w:left w:w="100" w:type="dxa"/>
+              <w:right w:w="100" w:type="dxa"/>
+            </w:tcMar>
+            <w:shd w:val="clear" w:color="auto" w:fill="FFFFFF"/>
+          </w:tcPr>
+          <w:p>
+            <w:pPr>
+              <w:jc w:val="right"/>
+              <w:bidi w:val="1"/>
+            </w:pPr>
+            <w:r>
+              <w:rPr>
+                <w:rFonts w:ascii="Bahij Nazanin" w:hAnsi="Bahij Nazanin"/>
+                <w:color w:val="1E293B"/>
+                <w:sz w:val="19"/>
+              </w:rPr>
+              <w:t>*د پښتو نوی نظم او غزل (۲۰۰۶)*</w:t>
+            </w:r>
+          </w:p>
+        </w:tc>
+        <w:tc>
+          <w:tcPr>
+            <w:tcW w:type="dxa" w:w="1987"/>
+            <w:tcMar>
+              <w:top w:w="80" w:type="dxa"/>
+              <w:bottom w:w="80" w:type="dxa"/>
+              <w:left w:w="100" w:type="dxa"/>
+              <w:right w:w="100" w:type="dxa"/>
+            </w:tcMar>
+            <w:shd w:val="clear" w:color="auto" w:fill="FFFFFF"/>
+          </w:tcPr>
+          <w:p>
+            <w:pPr>
+              <w:jc w:val="right"/>
+              <w:bidi w:val="1"/>
+            </w:pPr>
+            <w:r>
+              <w:rPr>
+                <w:rFonts w:ascii="Bahij Nazanin" w:hAnsi="Bahij Nazanin"/>
+                <w:color w:val="1E293B"/>
+                <w:sz w:val="19"/>
+              </w:rPr>
+              <w:t>«سائل پښتو غزل ته هغه نوی قاموس ورکړ چې تر څو په نړۍ کښې ظلم وي، د مظلوم شاعر به د ده استعارو ته اړتیا لري۔»</w:t>
+            </w:r>
+          </w:p>
+        </w:tc>
+        <w:tc>
+          <w:tcPr>
+            <w:tcW w:type="dxa" w:w="1987"/>
+            <w:tcMar>
+              <w:top w:w="80" w:type="dxa"/>
+              <w:bottom w:w="80" w:type="dxa"/>
+              <w:left w:w="100" w:type="dxa"/>
+              <w:right w:w="100" w:type="dxa"/>
+            </w:tcMar>
+            <w:shd w:val="clear" w:color="auto" w:fill="FFFFFF"/>
+          </w:tcPr>
+          <w:p>
+            <w:pPr>
+              <w:jc w:val="right"/>
+              <w:bidi w:val="1"/>
+            </w:pPr>
+            <w:r>
+              <w:rPr>
+                <w:rFonts w:ascii="Bahij Nazanin" w:hAnsi="Bahij Nazanin"/>
+                <w:color w:val="1E293B"/>
+                <w:sz w:val="19"/>
+              </w:rPr>
+              <w:t>د ژبني او فني نوښت په ثبوت کې۔</w:t>
+            </w:r>
+          </w:p>
+        </w:tc>
+      </w:tr>
+      <w:tr>
+        <w:tc>
+          <w:tcPr>
+            <w:tcW w:type="dxa" w:w="1987"/>
+            <w:tcMar>
+              <w:top w:w="80" w:type="dxa"/>
+              <w:bottom w:w="80" w:type="dxa"/>
+              <w:left w:w="100" w:type="dxa"/>
+              <w:right w:w="100" w:type="dxa"/>
+            </w:tcMar>
+            <w:shd w:val="clear" w:color="auto" w:fill="F8FAFC"/>
+          </w:tcPr>
+          <w:p>
+            <w:pPr>
+              <w:jc w:val="left"/>
+            </w:pPr>
+            <w:r>
+              <w:rPr>
+                <w:rFonts w:ascii="Calibri" w:hAnsi="Calibri"/>
+                <w:color w:val="1E293B"/>
+                <w:sz w:val="19"/>
+              </w:rPr>
+              <w:t>3</w:t>
+            </w:r>
+          </w:p>
+        </w:tc>
+        <w:tc>
+          <w:tcPr>
+            <w:tcW w:type="dxa" w:w="1987"/>
+            <w:tcMar>
+              <w:top w:w="80" w:type="dxa"/>
+              <w:bottom w:w="80" w:type="dxa"/>
+              <w:left w:w="100" w:type="dxa"/>
+              <w:right w:w="100" w:type="dxa"/>
+            </w:tcMar>
+            <w:shd w:val="clear" w:color="auto" w:fill="F8FAFC"/>
+          </w:tcPr>
+          <w:p>
+            <w:pPr>
+              <w:jc w:val="right"/>
+              <w:bidi w:val="1"/>
+            </w:pPr>
+            <w:r>
+              <w:rPr>
+                <w:rFonts w:ascii="Bahij Nazanin" w:hAnsi="Bahij Nazanin"/>
+                <w:color w:val="1E293B"/>
+                <w:sz w:val="19"/>
+              </w:rPr>
+              <w:t>همېشه خلیل</w:t>
+            </w:r>
+          </w:p>
+        </w:tc>
+        <w:tc>
+          <w:tcPr>
+            <w:tcW w:type="dxa" w:w="1987"/>
+            <w:tcMar>
+              <w:top w:w="80" w:type="dxa"/>
+              <w:bottom w:w="80" w:type="dxa"/>
+              <w:left w:w="100" w:type="dxa"/>
+              <w:right w:w="100" w:type="dxa"/>
+            </w:tcMar>
+            <w:shd w:val="clear" w:color="auto" w:fill="F8FAFC"/>
+          </w:tcPr>
+          <w:p>
+            <w:pPr>
+              <w:jc w:val="right"/>
+              <w:bidi w:val="1"/>
+            </w:pPr>
+            <w:r>
+              <w:rPr>
+                <w:rFonts w:ascii="Bahij Nazanin" w:hAnsi="Bahij Nazanin"/>
+                <w:color w:val="1E293B"/>
+                <w:sz w:val="19"/>
+              </w:rPr>
+              <w:t>*د پېښور ادبي جریده (۱۹۸۸)*</w:t>
+            </w:r>
+          </w:p>
+        </w:tc>
+        <w:tc>
+          <w:tcPr>
+            <w:tcW w:type="dxa" w:w="1987"/>
+            <w:tcMar>
+              <w:top w:w="80" w:type="dxa"/>
+              <w:bottom w:w="80" w:type="dxa"/>
+              <w:left w:w="100" w:type="dxa"/>
+              <w:right w:w="100" w:type="dxa"/>
+            </w:tcMar>
+            <w:shd w:val="clear" w:color="auto" w:fill="F8FAFC"/>
+          </w:tcPr>
+          <w:p>
+            <w:pPr>
+              <w:jc w:val="right"/>
+              <w:bidi w:val="1"/>
+            </w:pPr>
+            <w:r>
+              <w:rPr>
+                <w:rFonts w:ascii="Bahij Nazanin" w:hAnsi="Bahij Nazanin"/>
+                <w:color w:val="1E293B"/>
+                <w:sz w:val="19"/>
+              </w:rPr>
+              <w:t>«سلیم راز د پښتو د ترقۍ پسند ادب هغه لوړ منار و چې د قلم حرمت یې هیڅکله سرمایه دار ته ونه پلوره۔»</w:t>
+            </w:r>
+          </w:p>
+        </w:tc>
+        <w:tc>
+          <w:tcPr>
+            <w:tcW w:type="dxa" w:w="1987"/>
+            <w:tcMar>
+              <w:top w:w="80" w:type="dxa"/>
+              <w:bottom w:w="80" w:type="dxa"/>
+              <w:left w:w="100" w:type="dxa"/>
+              <w:right w:w="100" w:type="dxa"/>
+            </w:tcMar>
+            <w:shd w:val="clear" w:color="auto" w:fill="F8FAFC"/>
+          </w:tcPr>
+          <w:p>
+            <w:pPr>
+              <w:jc w:val="right"/>
+              <w:bidi w:val="1"/>
+            </w:pPr>
+            <w:r>
+              <w:rPr>
+                <w:rFonts w:ascii="Bahij Nazanin" w:hAnsi="Bahij Nazanin"/>
+                <w:color w:val="1E293B"/>
+                <w:sz w:val="19"/>
+              </w:rPr>
+              <w:t>د سلیم راز د فکري استقامت په بیان کې۔</w:t>
+            </w:r>
+          </w:p>
+        </w:tc>
+      </w:tr>
+      <w:tr>
+        <w:tc>
+          <w:tcPr>
+            <w:tcW w:type="dxa" w:w="1987"/>
+            <w:tcMar>
+              <w:top w:w="80" w:type="dxa"/>
+              <w:bottom w:w="80" w:type="dxa"/>
+              <w:left w:w="100" w:type="dxa"/>
+              <w:right w:w="100" w:type="dxa"/>
+            </w:tcMar>
+            <w:shd w:val="clear" w:color="auto" w:fill="FFFFFF"/>
+          </w:tcPr>
+          <w:p>
+            <w:pPr>
+              <w:jc w:val="left"/>
+            </w:pPr>
+            <w:r>
+              <w:rPr>
+                <w:rFonts w:ascii="Calibri" w:hAnsi="Calibri"/>
+                <w:color w:val="1E293B"/>
+                <w:sz w:val="19"/>
+              </w:rPr>
+              <w:t>4</w:t>
+            </w:r>
+          </w:p>
+        </w:tc>
+        <w:tc>
+          <w:tcPr>
+            <w:tcW w:type="dxa" w:w="1987"/>
+            <w:tcMar>
+              <w:top w:w="80" w:type="dxa"/>
+              <w:bottom w:w="80" w:type="dxa"/>
+              <w:left w:w="100" w:type="dxa"/>
+              <w:right w:w="100" w:type="dxa"/>
+            </w:tcMar>
+            <w:shd w:val="clear" w:color="auto" w:fill="FFFFFF"/>
+          </w:tcPr>
+          <w:p>
+            <w:pPr>
+              <w:jc w:val="right"/>
+              <w:bidi w:val="1"/>
+            </w:pPr>
+            <w:r>
+              <w:rPr>
+                <w:rFonts w:ascii="Bahij Nazanin" w:hAnsi="Bahij Nazanin"/>
+                <w:color w:val="1E293B"/>
+                <w:sz w:val="19"/>
+              </w:rPr>
+              <w:t>قمر زمان قمر</w:t>
+            </w:r>
+          </w:p>
+        </w:tc>
+        <w:tc>
+          <w:tcPr>
+            <w:tcW w:type="dxa" w:w="1987"/>
+            <w:tcMar>
+              <w:top w:w="80" w:type="dxa"/>
+              <w:bottom w:w="80" w:type="dxa"/>
+              <w:left w:w="100" w:type="dxa"/>
+              <w:right w:w="100" w:type="dxa"/>
+            </w:tcMar>
+            <w:shd w:val="clear" w:color="auto" w:fill="FFFFFF"/>
+          </w:tcPr>
+          <w:p>
+            <w:pPr>
+              <w:jc w:val="right"/>
+              <w:bidi w:val="1"/>
+            </w:pPr>
+            <w:r>
+              <w:rPr>
+                <w:rFonts w:ascii="Bahij Nazanin" w:hAnsi="Bahij Nazanin"/>
+                <w:color w:val="1E293B"/>
+                <w:sz w:val="19"/>
+              </w:rPr>
+              <w:t>*د سائل د کلام جمالیات (۲۰۰۲)*</w:t>
+            </w:r>
+          </w:p>
+        </w:tc>
+        <w:tc>
+          <w:tcPr>
+            <w:tcW w:type="dxa" w:w="1987"/>
+            <w:tcMar>
+              <w:top w:w="80" w:type="dxa"/>
+              <w:bottom w:w="80" w:type="dxa"/>
+              <w:left w:w="100" w:type="dxa"/>
+              <w:right w:w="100" w:type="dxa"/>
+            </w:tcMar>
+            <w:shd w:val="clear" w:color="auto" w:fill="FFFFFF"/>
+          </w:tcPr>
+          <w:p>
+            <w:pPr>
+              <w:jc w:val="right"/>
+              <w:bidi w:val="1"/>
+            </w:pPr>
+            <w:r>
+              <w:rPr>
+                <w:rFonts w:ascii="Bahij Nazanin" w:hAnsi="Bahij Nazanin"/>
+                <w:color w:val="1E293B"/>
+                <w:sz w:val="19"/>
+              </w:rPr>
+              <w:t>«سائل کله چې د پښتون د وران کلي ویر کوي، نو په کلام کښې یې د غوسې پر ځای د مینې او خودۍ داسې درس نغښتی وي چې انسان ویښوي۔»</w:t>
+            </w:r>
+          </w:p>
+        </w:tc>
+        <w:tc>
+          <w:tcPr>
+            <w:tcW w:type="dxa" w:w="1987"/>
+            <w:tcMar>
+              <w:top w:w="80" w:type="dxa"/>
+              <w:bottom w:w="80" w:type="dxa"/>
+              <w:left w:w="100" w:type="dxa"/>
+              <w:right w:w="100" w:type="dxa"/>
+            </w:tcMar>
+            <w:shd w:val="clear" w:color="auto" w:fill="FFFFFF"/>
+          </w:tcPr>
+          <w:p>
+            <w:pPr>
+              <w:jc w:val="right"/>
+              <w:bidi w:val="1"/>
+            </w:pPr>
+            <w:r>
+              <w:rPr>
+                <w:rFonts w:ascii="Bahij Nazanin" w:hAnsi="Bahij Nazanin"/>
+                <w:color w:val="1E293B"/>
+                <w:sz w:val="19"/>
+              </w:rPr>
+              <w:t>د ملي شعور او بې درېغه مینې په ثبوت کې۔</w:t>
+            </w:r>
+          </w:p>
+        </w:tc>
+      </w:tr>
+      <w:tr>
+        <w:tc>
+          <w:tcPr>
+            <w:tcW w:type="dxa" w:w="1987"/>
+            <w:tcMar>
+              <w:top w:w="80" w:type="dxa"/>
+              <w:bottom w:w="80" w:type="dxa"/>
+              <w:left w:w="100" w:type="dxa"/>
+              <w:right w:w="100" w:type="dxa"/>
+            </w:tcMar>
+            <w:shd w:val="clear" w:color="auto" w:fill="F8FAFC"/>
+          </w:tcPr>
+          <w:p>
+            <w:pPr>
+              <w:jc w:val="left"/>
+            </w:pPr>
+            <w:r>
+              <w:rPr>
+                <w:rFonts w:ascii="Calibri" w:hAnsi="Calibri"/>
+                <w:color w:val="1E293B"/>
+                <w:sz w:val="19"/>
+              </w:rPr>
+              <w:t>5</w:t>
+            </w:r>
+          </w:p>
+        </w:tc>
+        <w:tc>
+          <w:tcPr>
+            <w:tcW w:type="dxa" w:w="1987"/>
+            <w:tcMar>
+              <w:top w:w="80" w:type="dxa"/>
+              <w:bottom w:w="80" w:type="dxa"/>
+              <w:left w:w="100" w:type="dxa"/>
+              <w:right w:w="100" w:type="dxa"/>
+            </w:tcMar>
+            <w:shd w:val="clear" w:color="auto" w:fill="F8FAFC"/>
+          </w:tcPr>
+          <w:p>
+            <w:pPr>
+              <w:jc w:val="right"/>
+              <w:bidi w:val="1"/>
+            </w:pPr>
+            <w:r>
+              <w:rPr>
+                <w:rFonts w:ascii="Bahij Nazanin" w:hAnsi="Bahij Nazanin"/>
+                <w:color w:val="1E293B"/>
+                <w:sz w:val="19"/>
+              </w:rPr>
+              <w:t>ډاکټر فضل رحیم مروت</w:t>
+            </w:r>
+          </w:p>
+        </w:tc>
+        <w:tc>
+          <w:tcPr>
+            <w:tcW w:type="dxa" w:w="1987"/>
+            <w:tcMar>
+              <w:top w:w="80" w:type="dxa"/>
+              <w:bottom w:w="80" w:type="dxa"/>
+              <w:left w:w="100" w:type="dxa"/>
+              <w:right w:w="100" w:type="dxa"/>
+            </w:tcMar>
+            <w:shd w:val="clear" w:color="auto" w:fill="F8FAFC"/>
+          </w:tcPr>
+          <w:p>
+            <w:pPr>
+              <w:jc w:val="right"/>
+              <w:bidi w:val="1"/>
+            </w:pPr>
+            <w:r>
+              <w:rPr>
+                <w:rFonts w:ascii="Bahij Nazanin" w:hAnsi="Bahij Nazanin"/>
+                <w:color w:val="1E293B"/>
+                <w:sz w:val="19"/>
+              </w:rPr>
+              <w:t>*پښتونخوا: تاریخ او ادب (۲۰۱۲)*</w:t>
+            </w:r>
+          </w:p>
+        </w:tc>
+        <w:tc>
+          <w:tcPr>
+            <w:tcW w:type="dxa" w:w="1987"/>
+            <w:tcMar>
+              <w:top w:w="80" w:type="dxa"/>
+              <w:bottom w:w="80" w:type="dxa"/>
+              <w:left w:w="100" w:type="dxa"/>
+              <w:right w:w="100" w:type="dxa"/>
+            </w:tcMar>
+            <w:shd w:val="clear" w:color="auto" w:fill="F8FAFC"/>
+          </w:tcPr>
+          <w:p>
+            <w:pPr>
+              <w:jc w:val="right"/>
+              <w:bidi w:val="1"/>
+            </w:pPr>
+            <w:r>
+              <w:rPr>
+                <w:rFonts w:ascii="Bahij Nazanin" w:hAnsi="Bahij Nazanin"/>
+                <w:color w:val="1E293B"/>
+                <w:sz w:val="19"/>
+              </w:rPr>
+              <w:t>«ډاکټر اعظم اعظم، سلیم راز او رحمت شاه سائل د پښتون کهول هغه ژغورونکي دي چې د پردیو جګړو په تپو تورو شپو کې یې پښتو ژبه بیداره وساتله۔»</w:t>
+            </w:r>
+          </w:p>
+        </w:tc>
+        <w:tc>
+          <w:tcPr>
+            <w:tcW w:type="dxa" w:w="1987"/>
+            <w:tcMar>
+              <w:top w:w="80" w:type="dxa"/>
+              <w:bottom w:w="80" w:type="dxa"/>
+              <w:left w:w="100" w:type="dxa"/>
+              <w:right w:w="100" w:type="dxa"/>
+            </w:tcMar>
+            <w:shd w:val="clear" w:color="auto" w:fill="F8FAFC"/>
+          </w:tcPr>
+          <w:p>
+            <w:pPr>
+              <w:jc w:val="right"/>
+              <w:bidi w:val="1"/>
+            </w:pPr>
+            <w:r>
+              <w:rPr>
+                <w:rFonts w:ascii="Bahij Nazanin" w:hAnsi="Bahij Nazanin"/>
+                <w:color w:val="1E293B"/>
+                <w:sz w:val="19"/>
+              </w:rPr>
+              <w:t>په نتیجه ګیرۍ او درې واړو شاعرانو د وزن په پرتله کې۔</w:t>
+            </w:r>
+          </w:p>
+        </w:tc>
+      </w:tr>
+    </w:tbl>
+    <w:p>
+      <w:pPr>
+        <w:spacing w:after="80"/>
+      </w:pPr>
+    </w:p>
     <w:p>
       <w:pPr>
         <w:spacing w:before="200" w:after="80"/>
